--- a/lesson-11.docx
+++ b/lesson-11.docx
@@ -291,7 +291,13 @@
         <w:t xml:space="preserve">Парменид </w:t>
       </w:r>
       <w:r>
-        <w:t xml:space="preserve">vs </w:t>
+        <w:t>vs</w:t>
+      </w:r>
+      <w:r>
+        <w:rPr>
+          <w:lang w:val="ru-RU"/>
+        </w:rPr>
+        <w:t xml:space="preserve"> </w:t>
       </w:r>
       <w:r>
         <w:rPr>
@@ -780,68 +786,50 @@
     </w:p>
     <w:p>
       <w:pPr>
-        <w:rPr>
-          <w:rFonts w:ascii="Times New Roman" w:hAnsi="Times New Roman" w:cs="Times New Roman"/>
-          <w:sz w:val="24"/>
-          <w:szCs w:val="24"/>
-          <w:lang w:val="ru-RU"/>
-        </w:rPr>
-      </w:pPr>
-      <w:proofErr w:type="gramStart"/>
-      <w:r>
-        <w:rPr>
-          <w:rFonts w:ascii="Times New Roman" w:hAnsi="Times New Roman" w:cs="Times New Roman"/>
-          <w:sz w:val="24"/>
-          <w:szCs w:val="24"/>
-          <w:lang w:val="ru-RU"/>
-        </w:rPr>
-        <w:t>![</w:t>
-      </w:r>
-      <w:proofErr w:type="gramEnd"/>
-      <w:r>
-        <w:rPr>
-          <w:rFonts w:ascii="Times New Roman" w:hAnsi="Times New Roman" w:cs="Times New Roman"/>
-          <w:sz w:val="24"/>
-          <w:szCs w:val="24"/>
-          <w:lang w:val="ru-RU"/>
-        </w:rPr>
-        <w:t>[</w:t>
-      </w:r>
-      <w:r>
-        <w:rPr>
-          <w:rFonts w:ascii="Times New Roman" w:hAnsi="Times New Roman" w:cs="Times New Roman"/>
-          <w:sz w:val="24"/>
-          <w:szCs w:val="24"/>
-        </w:rPr>
-        <w:t>Drawing</w:t>
-      </w:r>
-      <w:r>
-        <w:rPr>
-          <w:rFonts w:ascii="Times New Roman" w:hAnsi="Times New Roman" w:cs="Times New Roman"/>
-          <w:sz w:val="24"/>
-          <w:szCs w:val="24"/>
-          <w:lang w:val="ru-RU"/>
-        </w:rPr>
-        <w:t xml:space="preserve"> 5.</w:t>
-      </w:r>
-      <w:proofErr w:type="spellStart"/>
-      <w:r>
-        <w:rPr>
-          <w:rFonts w:ascii="Times New Roman" w:hAnsi="Times New Roman" w:cs="Times New Roman"/>
-          <w:sz w:val="24"/>
-          <w:szCs w:val="24"/>
-        </w:rPr>
-        <w:t>png</w:t>
-      </w:r>
-      <w:proofErr w:type="spellEnd"/>
-      <w:r>
-        <w:rPr>
-          <w:rFonts w:ascii="Times New Roman" w:hAnsi="Times New Roman" w:cs="Times New Roman"/>
-          <w:sz w:val="24"/>
-          <w:szCs w:val="24"/>
-          <w:lang w:val="ru-RU"/>
-        </w:rPr>
-        <w:t>]]</w:t>
+        <w:autoSpaceDE w:val="0"/>
+        <w:autoSpaceDN w:val="0"/>
+        <w:adjustRightInd w:val="0"/>
+        <w:spacing w:before="160"/>
+        <w:rPr>
+          <w:rFonts w:ascii="Helvetica Neue" w:hAnsi="Helvetica Neue" w:cs="Helvetica Neue"/>
+          <w:sz w:val="26"/>
+          <w:szCs w:val="26"/>
+          <w:lang w:val="ru-RU"/>
+        </w:rPr>
+      </w:pPr>
+      <w:r>
+        <w:rPr>
+          <w:rFonts w:ascii="Helvetica Neue" w:hAnsi="Helvetica Neue" w:cs="Helvetica Neue"/>
+          <w:noProof/>
+          <w:sz w:val="26"/>
+          <w:szCs w:val="26"/>
+          <w:lang w:val="en-GB"/>
+        </w:rPr>
+        <w:lastRenderedPageBreak/>
+        <w:pict>
+          <v:shapetype id="_x0000_t75" coordsize="21600,21600" o:spt="75" o:preferrelative="t" path="m@4@5l@4@11@9@11@9@5xe" filled="f" stroked="f">
+            <v:stroke joinstyle="miter"/>
+            <v:formulas>
+              <v:f eqn="if lineDrawn pixelLineWidth 0"/>
+              <v:f eqn="sum @0 1 0"/>
+              <v:f eqn="sum 0 0 @1"/>
+              <v:f eqn="prod @2 1 2"/>
+              <v:f eqn="prod @3 21600 pixelWidth"/>
+              <v:f eqn="prod @3 21600 pixelHeight"/>
+              <v:f eqn="sum @0 0 1"/>
+              <v:f eqn="prod @6 1 2"/>
+              <v:f eqn="prod @7 21600 pixelWidth"/>
+              <v:f eqn="sum @8 21600 0"/>
+              <v:f eqn="prod @7 21600 pixelHeight"/>
+              <v:f eqn="sum @10 21600 0"/>
+            </v:formulas>
+            <v:path o:extrusionok="f" gradientshapeok="t" o:connecttype="rect"/>
+            <o:lock v:ext="edit" aspectratio="t"/>
+          </v:shapetype>
+          <v:shape id="_x0000_i1025" type="#_x0000_t75" alt="" style="width:199.15pt;height:207.55pt;mso-width-percent:0;mso-height-percent:0;mso-width-percent:0;mso-height-percent:0">
+            <v:imagedata r:id="rId5" o:title=""/>
+          </v:shape>
+        </w:pict>
       </w:r>
     </w:p>
     <w:p>
@@ -977,17 +965,7 @@
           <w:szCs w:val="24"/>
           <w:lang w:val="ru-RU"/>
         </w:rPr>
-        <w:t xml:space="preserve">. Во </w:t>
-      </w:r>
-      <w:r>
-        <w:rPr>
-          <w:rFonts w:ascii="Times New Roman" w:hAnsi="Times New Roman" w:cs="Times New Roman"/>
-          <w:sz w:val="24"/>
-          <w:szCs w:val="24"/>
-          <w:lang w:val="ru-RU"/>
-        </w:rPr>
-        <w:lastRenderedPageBreak/>
-        <w:t>мне есть какая-то нехватка, недостаток, из-за которого я испытываю иллюзию. Именно поэтому солипсист всегда оказывается неправ.</w:t>
+        <w:t>. Во мне есть какая-то нехватка, недостаток, из-за которого я испытываю иллюзию. Именно поэтому солипсист всегда оказывается неправ.</w:t>
       </w:r>
     </w:p>
     <w:p>
@@ -1020,16 +998,7 @@
           <w:szCs w:val="24"/>
           <w:lang w:val="ru-RU"/>
         </w:rPr>
-        <w:t>Выше было д</w:t>
-      </w:r>
-      <w:r>
-        <w:rPr>
-          <w:rFonts w:ascii="Times New Roman" w:hAnsi="Times New Roman" w:cs="Times New Roman"/>
-          <w:sz w:val="24"/>
-          <w:szCs w:val="24"/>
-          <w:lang w:val="ru-RU"/>
-        </w:rPr>
-        <w:t xml:space="preserve">оказано </w:t>
+        <w:t xml:space="preserve">Выше было доказано </w:t>
       </w:r>
       <w:r>
         <w:rPr>
@@ -1339,6 +1308,7 @@
           <w:szCs w:val="24"/>
           <w:lang w:val="ru-RU"/>
         </w:rPr>
+        <w:lastRenderedPageBreak/>
         <w:t xml:space="preserve">Итого: видя качества, которые я воспринимаю через </w:t>
       </w:r>
       <w:proofErr w:type="spellStart"/>
@@ -1660,17 +1630,7 @@
           <w:szCs w:val="24"/>
           <w:lang w:val="ru-RU"/>
         </w:rPr>
-        <w:t xml:space="preserve">сть идеи, которые я испытываю. Все они делятся на два типа принципиальным и неустранимым различием: контролируемые и неконтролируемые. Пример: попробуйте сдвинуть предмет силой мысли, не прикасаясь к нему. </w:t>
-      </w:r>
-      <w:r>
-        <w:rPr>
-          <w:rFonts w:ascii="Times New Roman" w:hAnsi="Times New Roman" w:cs="Times New Roman"/>
-          <w:sz w:val="24"/>
-          <w:szCs w:val="24"/>
-          <w:lang w:val="ru-RU"/>
-        </w:rPr>
-        <w:lastRenderedPageBreak/>
-        <w:t xml:space="preserve">Контролируемые идеи исходят от </w:t>
+        <w:t xml:space="preserve">сть идеи, которые я испытываю. Все они делятся на два типа принципиальным и неустранимым различием: контролируемые и неконтролируемые. Пример: попробуйте сдвинуть предмет силой мысли, не прикасаясь к нему. Контролируемые идеи исходят от </w:t>
       </w:r>
       <w:r>
         <w:rPr>

--- a/lesson-11.docx
+++ b/lesson-11.docx
@@ -4,21 +4,99 @@
   <w:body>
     <w:p>
       <w:pPr>
-        <w:pStyle w:val="Heading2"/>
-        <w:rPr>
-          <w:lang w:val="ru-RU"/>
-        </w:rPr>
-      </w:pPr>
-      <w:r>
-        <w:rPr>
-          <w:lang w:val="ru-RU"/>
-        </w:rPr>
-        <w:t>Интуиция Декарта</w:t>
+        <w:rPr>
+          <w:lang w:val="ru-RU"/>
+        </w:rPr>
+      </w:pPr>
+      <w:r>
+        <w:rPr>
+          <w:lang w:val="ru-RU"/>
+        </w:rPr>
+        <w:t>#44 Дискурс философской теории познания: "центрирование" высказываний вокруг абсолютной достоверности ("cogito ergo sum") открывает многовариантность ходов мысли и инициирует исследование поля логических возможностей;</w:t>
       </w:r>
     </w:p>
     <w:p>
       <w:pPr>
         <w:rPr>
+          <w:lang w:val="ru-RU"/>
+        </w:rPr>
+      </w:pPr>
+      <w:r>
+        <w:rPr>
+          <w:lang w:val="ru-RU"/>
+        </w:rPr>
+        <w:t>#45 "Традиционный" подход в философии – иллюзия представляет то, чего нет, надо найти способ от неё избавиться и пробиться к реальности, а подход Декарта – иллюзия не сводится к чистому небытию, но обладает сложной структурой, которая включает в себя нечто реальное в качестве своего базиса / условия;</w:t>
+      </w:r>
+    </w:p>
+    <w:p>
+      <w:pPr>
+        <w:rPr>
+          <w:lang w:val="ru-RU"/>
+        </w:rPr>
+      </w:pPr>
+      <w:r>
+        <w:rPr>
+          <w:lang w:val="ru-RU"/>
+        </w:rPr>
+        <w:t>#46 Существует специфическая идея, причиной которой не может быть мыслящий субъект ("Я") – это "Идея ВСЕХ идей": если бы субъект был её источником, то он имел бы интуитивный доступ к "полноте реальности" и не был способен испытывать иллюзии (преодоление солипсизма);</w:t>
+      </w:r>
+    </w:p>
+    <w:p>
+      <w:pPr>
+        <w:rPr>
+          <w:lang w:val="ru-RU"/>
+        </w:rPr>
+      </w:pPr>
+      <w:r>
+        <w:rPr>
+          <w:lang w:val="ru-RU"/>
+        </w:rPr>
+        <w:t>#47 Способ получить информацию о реальности – это выявление неустранимого различия (distinctio) между "идеями", потому что оно необходимо будет соответствовать реальному различию на уровне условия / базиса;</w:t>
+      </w:r>
+    </w:p>
+    <w:p>
+      <w:pPr>
+        <w:rPr>
+          <w:lang w:val="ru-RU"/>
+        </w:rPr>
+      </w:pPr>
+      <w:r>
+        <w:rPr>
+          <w:lang w:val="ru-RU"/>
+        </w:rPr>
+        <w:t xml:space="preserve">#48 Возможность коррекции заблуждений открывает неустранимое различие между двумя типами способностей – телесной, imaginere, и ментальной, intellectio (пример с воском), а невозможность контроля над частью наших "идей" – различие между протяжёнными (не-контролируемыми) и ментальными (контролируемыми) явлениями; </w:t>
+      </w:r>
+    </w:p>
+    <w:p>
+      <w:pPr>
+        <w:rPr>
+          <w:lang w:val="ru-RU"/>
+        </w:rPr>
+      </w:pPr>
+      <w:r>
+        <w:rPr>
+          <w:lang w:val="ru-RU"/>
+        </w:rPr>
+        <w:t>#49 Разделение на мыслящую и протяжённую субстанции как информация об устройстве реальности – реальность сама по себе раздвоена / расщеплена (дуализм).</w:t>
+      </w:r>
+    </w:p>
+    <w:p>
+      <w:pPr>
+        <w:pStyle w:val="Heading2"/>
+        <w:rPr>
+          <w:lang w:val="ru-RU"/>
+        </w:rPr>
+      </w:pPr>
+      <w:r>
+        <w:rPr>
+          <w:lang w:val="ru-RU"/>
+        </w:rPr>
+        <w:t>Интуиция Декарта</w:t>
+      </w:r>
+    </w:p>
+    <w:p>
+      <w:pPr>
+        <w:rPr>
           <w:rFonts w:ascii="Times New Roman" w:hAnsi="Times New Roman" w:cs="Times New Roman"/>
           <w:sz w:val="24"/>
           <w:szCs w:val="24"/>
@@ -442,27 +520,7 @@
           <w:szCs w:val="24"/>
           <w:lang w:val="ru-RU"/>
         </w:rPr>
-        <w:t xml:space="preserve">Чтобы познать реальность, нужно убрать иллюзию. Нужен метод, позволяющий пробиться к реальности, разрушив иллюзию. Нужно уйти от зрения к умозрению, уйти от </w:t>
-      </w:r>
-      <w:proofErr w:type="spellStart"/>
-      <w:r>
-        <w:rPr>
-          <w:rFonts w:ascii="Times New Roman" w:hAnsi="Times New Roman" w:cs="Times New Roman"/>
-          <w:sz w:val="24"/>
-          <w:szCs w:val="24"/>
-          <w:lang w:val="ru-RU"/>
-        </w:rPr>
-        <w:t>плоти</w:t>
-      </w:r>
-      <w:proofErr w:type="spellEnd"/>
-      <w:r>
-        <w:rPr>
-          <w:rFonts w:ascii="Times New Roman" w:hAnsi="Times New Roman" w:cs="Times New Roman"/>
-          <w:sz w:val="24"/>
-          <w:szCs w:val="24"/>
-          <w:lang w:val="ru-RU"/>
-        </w:rPr>
-        <w:t xml:space="preserve"> к вечному. Реальность </w:t>
+        <w:t xml:space="preserve">Чтобы познать реальность, нужно убрать иллюзию. Нужен метод, позволяющий пробиться к реальности, разрушив иллюзию. Нужно уйти от зрения к умозрению, уйти от плоти к вечному. Реальность </w:t>
       </w:r>
       <w:r>
         <w:rPr>
@@ -499,6 +557,7 @@
           <w:szCs w:val="24"/>
           <w:lang w:val="ru-RU"/>
         </w:rPr>
+        <w:lastRenderedPageBreak/>
         <w:t xml:space="preserve">Декарт же предлагает следующее: что, если иллюзия — это ключ к изучению реальности? Иллюзия ведь из чего-то состоит. Иллюзия </w:t>
       </w:r>
       <w:r>
@@ -805,7 +864,6 @@
           <w:szCs w:val="26"/>
           <w:lang w:val="en-GB"/>
         </w:rPr>
-        <w:lastRenderedPageBreak/>
         <w:pict>
           <v:shapetype id="_x0000_t75" coordsize="21600,21600" o:spt="75" o:preferrelative="t" path="m@4@5l@4@11@9@11@9@5xe" filled="f" stroked="f">
             <v:stroke joinstyle="miter"/>
@@ -826,7 +884,7 @@
             <v:path o:extrusionok="f" gradientshapeok="t" o:connecttype="rect"/>
             <o:lock v:ext="edit" aspectratio="t"/>
           </v:shapetype>
-          <v:shape id="_x0000_i1025" type="#_x0000_t75" alt="" style="width:199.15pt;height:207.55pt;mso-width-percent:0;mso-height-percent:0;mso-width-percent:0;mso-height-percent:0">
+          <v:shape id="_x0000_i1025" type="#_x0000_t75" alt="" style="width:199.2pt;height:207.6pt;mso-width-percent:0;mso-height-percent:0;mso-width-percent:0;mso-height-percent:0">
             <v:imagedata r:id="rId5" o:title=""/>
           </v:shape>
         </w:pict>
@@ -1098,9 +1156,18 @@
           <w:szCs w:val="24"/>
           <w:lang w:val="ru-RU"/>
         </w:rPr>
-        <w:t xml:space="preserve"> нужно получить какую-то информацию об окружающей реальности, только исходя из факта того, что я вижу некоторые иллюзии. Если существуют такие идеи, между которыми я не могу найти общих черт (иначе говоря — нередуцируемые идеи, неустранимые различия в идеях, </w:t>
-      </w:r>
-      <w:proofErr w:type="spellStart"/>
+        <w:t xml:space="preserve"> нужно получить какую-то информацию об окружающей реальности, только исходя из факта того, что я вижу некоторые иллюзии. Если существуют такие идеи, между которыми я не могу найти общих черт (иначе говоря — нередуцируемые идеи, </w:t>
+      </w:r>
+      <w:r>
+        <w:rPr>
+          <w:rFonts w:ascii="Times New Roman" w:hAnsi="Times New Roman" w:cs="Times New Roman"/>
+          <w:sz w:val="24"/>
+          <w:szCs w:val="24"/>
+          <w:lang w:val="ru-RU"/>
+        </w:rPr>
+        <w:lastRenderedPageBreak/>
+        <w:t xml:space="preserve">неустранимые различия в идеях, </w:t>
+      </w:r>
       <w:r>
         <w:rPr>
           <w:rFonts w:ascii="Times New Roman" w:hAnsi="Times New Roman" w:cs="Times New Roman"/>
@@ -1111,7 +1178,6 @@
         </w:rPr>
         <w:t>distinctio</w:t>
       </w:r>
-      <w:proofErr w:type="spellEnd"/>
       <w:r>
         <w:rPr>
           <w:rFonts w:ascii="Times New Roman" w:hAnsi="Times New Roman" w:cs="Times New Roman"/>
@@ -1203,7 +1269,6 @@
         </w:rPr>
         <w:t xml:space="preserve">, тогда как остальные ощущаются мною смутно. Этот ход мысли нужен, чтобы указать на различие: те качества, которые ощущаются смутно, являются </w:t>
       </w:r>
-      <w:proofErr w:type="spellStart"/>
       <w:r>
         <w:rPr>
           <w:rFonts w:ascii="Times New Roman" w:hAnsi="Times New Roman" w:cs="Times New Roman"/>
@@ -1215,7 +1280,6 @@
         </w:rPr>
         <w:t>imaginere</w:t>
       </w:r>
-      <w:proofErr w:type="spellEnd"/>
       <w:r>
         <w:rPr>
           <w:rFonts w:ascii="Times New Roman" w:hAnsi="Times New Roman" w:cs="Times New Roman"/>
@@ -1243,7 +1307,6 @@
         </w:rPr>
         <w:t xml:space="preserve">Постоянные качества познаются с помощью </w:t>
       </w:r>
-      <w:proofErr w:type="spellStart"/>
       <w:r>
         <w:rPr>
           <w:rFonts w:ascii="Times New Roman" w:hAnsi="Times New Roman" w:cs="Times New Roman"/>
@@ -1255,7 +1318,6 @@
         </w:rPr>
         <w:t>intellectio</w:t>
       </w:r>
-      <w:proofErr w:type="spellEnd"/>
       <w:r>
         <w:rPr>
           <w:rFonts w:ascii="Times New Roman" w:hAnsi="Times New Roman" w:cs="Times New Roman"/>
@@ -1308,10 +1370,8 @@
           <w:szCs w:val="24"/>
           <w:lang w:val="ru-RU"/>
         </w:rPr>
-        <w:lastRenderedPageBreak/>
         <w:t xml:space="preserve">Итого: видя качества, которые я воспринимаю через </w:t>
       </w:r>
-      <w:proofErr w:type="spellStart"/>
       <w:r>
         <w:rPr>
           <w:rFonts w:ascii="Times New Roman" w:hAnsi="Times New Roman" w:cs="Times New Roman"/>
@@ -1321,7 +1381,6 @@
         </w:rPr>
         <w:t>imaginere</w:t>
       </w:r>
-      <w:proofErr w:type="spellEnd"/>
       <w:r>
         <w:rPr>
           <w:rFonts w:ascii="Times New Roman" w:hAnsi="Times New Roman" w:cs="Times New Roman"/>
@@ -1331,7 +1390,6 @@
         </w:rPr>
         <w:t xml:space="preserve">, я испытываю заблуждения, вижу иллюзию; с помощью </w:t>
       </w:r>
-      <w:proofErr w:type="spellStart"/>
       <w:r>
         <w:rPr>
           <w:rFonts w:ascii="Times New Roman" w:hAnsi="Times New Roman" w:cs="Times New Roman"/>
@@ -1341,7 +1399,6 @@
         </w:rPr>
         <w:t>intellectio</w:t>
       </w:r>
-      <w:proofErr w:type="spellEnd"/>
       <w:r>
         <w:rPr>
           <w:rFonts w:ascii="Times New Roman" w:hAnsi="Times New Roman" w:cs="Times New Roman"/>
@@ -1428,7 +1485,6 @@
         </w:rPr>
         <w:t xml:space="preserve">что через этот ход мысли мы, в отличии от монотеизма, не через душу и тело понимаем свой разрыв между </w:t>
       </w:r>
-      <w:proofErr w:type="spellStart"/>
       <w:r>
         <w:rPr>
           <w:rFonts w:ascii="Times New Roman" w:hAnsi="Times New Roman" w:cs="Times New Roman"/>
@@ -1439,7 +1495,6 @@
         </w:rPr>
         <w:t>imaginere</w:t>
       </w:r>
-      <w:proofErr w:type="spellEnd"/>
       <w:r>
         <w:rPr>
           <w:rFonts w:ascii="Times New Roman" w:hAnsi="Times New Roman" w:cs="Times New Roman"/>
@@ -1451,7 +1506,6 @@
         </w:rPr>
         <w:t xml:space="preserve"> и </w:t>
       </w:r>
-      <w:proofErr w:type="spellStart"/>
       <w:r>
         <w:rPr>
           <w:rFonts w:ascii="Times New Roman" w:hAnsi="Times New Roman" w:cs="Times New Roman"/>
@@ -1462,7 +1516,6 @@
         </w:rPr>
         <w:t>intellectio</w:t>
       </w:r>
-      <w:proofErr w:type="spellEnd"/>
       <w:r>
         <w:rPr>
           <w:rFonts w:ascii="Times New Roman" w:hAnsi="Times New Roman" w:cs="Times New Roman"/>
@@ -1474,7 +1527,6 @@
         </w:rPr>
         <w:t xml:space="preserve">, но наоборот: через </w:t>
       </w:r>
-      <w:proofErr w:type="spellStart"/>
       <w:r>
         <w:rPr>
           <w:rFonts w:ascii="Times New Roman" w:hAnsi="Times New Roman" w:cs="Times New Roman"/>
@@ -1485,7 +1537,6 @@
         </w:rPr>
         <w:t>imaginere</w:t>
       </w:r>
-      <w:proofErr w:type="spellEnd"/>
       <w:r>
         <w:rPr>
           <w:rFonts w:ascii="Times New Roman" w:hAnsi="Times New Roman" w:cs="Times New Roman"/>
@@ -1497,7 +1548,6 @@
         </w:rPr>
         <w:t xml:space="preserve"> и </w:t>
       </w:r>
-      <w:proofErr w:type="spellStart"/>
       <w:r>
         <w:rPr>
           <w:rFonts w:ascii="Times New Roman" w:hAnsi="Times New Roman" w:cs="Times New Roman"/>
@@ -1508,7 +1558,6 @@
         </w:rPr>
         <w:t>intellectio</w:t>
       </w:r>
-      <w:proofErr w:type="spellEnd"/>
       <w:r>
         <w:rPr>
           <w:rFonts w:ascii="Times New Roman" w:hAnsi="Times New Roman" w:cs="Times New Roman"/>
@@ -1594,7 +1643,6 @@
         </w:rPr>
         <w:t xml:space="preserve">Ещё один пример </w:t>
       </w:r>
-      <w:proofErr w:type="spellStart"/>
       <w:r>
         <w:rPr>
           <w:rFonts w:ascii="Times New Roman" w:hAnsi="Times New Roman" w:cs="Times New Roman"/>
@@ -1604,7 +1652,6 @@
         </w:rPr>
         <w:t>distinctio</w:t>
       </w:r>
-      <w:proofErr w:type="spellEnd"/>
       <w:r>
         <w:rPr>
           <w:rFonts w:ascii="Times New Roman" w:hAnsi="Times New Roman" w:cs="Times New Roman"/>
@@ -1745,7 +1792,17 @@
           <w:szCs w:val="24"/>
           <w:lang w:val="ru-RU"/>
         </w:rPr>
-        <w:t xml:space="preserve">говорит, что иллюзию не нужно отбрасывать, через нее реальность можно познать: тот факт, что существует разделение между душой и телом, уже является информацией о </w:t>
+        <w:t xml:space="preserve">говорит, что иллюзию не нужно отбрасывать, через нее реальность можно </w:t>
+      </w:r>
+      <w:r>
+        <w:rPr>
+          <w:rFonts w:ascii="Times New Roman" w:hAnsi="Times New Roman" w:cs="Times New Roman"/>
+          <w:sz w:val="24"/>
+          <w:szCs w:val="24"/>
+          <w:lang w:val="ru-RU"/>
+        </w:rPr>
+        <w:lastRenderedPageBreak/>
+        <w:t xml:space="preserve">познать: тот факт, что существует разделение между душой и телом, уже является информацией о </w:t>
       </w:r>
       <w:r>
         <w:rPr>

--- a/lesson-11.docx
+++ b/lesson-11.docx
@@ -12,7 +12,19 @@
         <w:rPr>
           <w:lang w:val="ru-RU"/>
         </w:rPr>
-        <w:t>#44 Дискурс философской теории познания: "центрирование" высказываний вокруг абсолютной достоверности ("cogito ergo sum") открывает многовариантность ходов мысли и инициирует исследование поля логических возможностей;</w:t>
+        <w:t>#44</w:t>
+      </w:r>
+      <w:r>
+        <w:rPr>
+          <w:lang w:val="ru-RU"/>
+        </w:rPr>
+        <w:t>.</w:t>
+      </w:r>
+      <w:r>
+        <w:rPr>
+          <w:lang w:val="ru-RU"/>
+        </w:rPr>
+        <w:t xml:space="preserve"> Дискурс философской теории познания: "центрирование" высказываний вокруг абсолютной достоверности ("cogito ergo sum") открывает многовариантность ходов мысли и инициирует исследование поля логических возможностей;</w:t>
       </w:r>
     </w:p>
     <w:p>
@@ -25,7 +37,19 @@
         <w:rPr>
           <w:lang w:val="ru-RU"/>
         </w:rPr>
-        <w:t>#45 "Традиционный" подход в философии – иллюзия представляет то, чего нет, надо найти способ от неё избавиться и пробиться к реальности, а подход Декарта – иллюзия не сводится к чистому небытию, но обладает сложной структурой, которая включает в себя нечто реальное в качестве своего базиса / условия;</w:t>
+        <w:t>#45</w:t>
+      </w:r>
+      <w:r>
+        <w:rPr>
+          <w:lang w:val="ru-RU"/>
+        </w:rPr>
+        <w:t>.</w:t>
+      </w:r>
+      <w:r>
+        <w:rPr>
+          <w:lang w:val="ru-RU"/>
+        </w:rPr>
+        <w:t xml:space="preserve"> "Традиционный" подход в философии – иллюзия представляет то, чего нет, надо найти способ от неё избавиться и пробиться к реальности, а подход Декарта – иллюзия не сводится к чистому небытию, но обладает сложной структурой, которая включает в себя нечто реальное в качестве своего базиса / условия;</w:t>
       </w:r>
     </w:p>
     <w:p>
@@ -38,7 +62,19 @@
         <w:rPr>
           <w:lang w:val="ru-RU"/>
         </w:rPr>
-        <w:t>#46 Существует специфическая идея, причиной которой не может быть мыслящий субъект ("Я") – это "Идея ВСЕХ идей": если бы субъект был её источником, то он имел бы интуитивный доступ к "полноте реальности" и не был способен испытывать иллюзии (преодоление солипсизма);</w:t>
+        <w:t>#46</w:t>
+      </w:r>
+      <w:r>
+        <w:rPr>
+          <w:lang w:val="ru-RU"/>
+        </w:rPr>
+        <w:t>.</w:t>
+      </w:r>
+      <w:r>
+        <w:rPr>
+          <w:lang w:val="ru-RU"/>
+        </w:rPr>
+        <w:t xml:space="preserve"> Существует специфическая идея, причиной которой не может быть мыслящий субъект ("Я") – это "Идея ВСЕХ идей": если бы субъект был её источником, то он имел бы интуитивный доступ к "полноте реальности" и не был способен испытывать иллюзии (преодоление солипсизма);</w:t>
       </w:r>
     </w:p>
     <w:p>
@@ -51,7 +87,19 @@
         <w:rPr>
           <w:lang w:val="ru-RU"/>
         </w:rPr>
-        <w:t>#47 Способ получить информацию о реальности – это выявление неустранимого различия (distinctio) между "идеями", потому что оно необходимо будет соответствовать реальному различию на уровне условия / базиса;</w:t>
+        <w:t>#47</w:t>
+      </w:r>
+      <w:r>
+        <w:rPr>
+          <w:lang w:val="ru-RU"/>
+        </w:rPr>
+        <w:t>.</w:t>
+      </w:r>
+      <w:r>
+        <w:rPr>
+          <w:lang w:val="ru-RU"/>
+        </w:rPr>
+        <w:t xml:space="preserve"> Способ получить информацию о реальности – это выявление неустранимого различия (distinctio) между "идеями", потому что оно необходимо будет соответствовать реальному различию на уровне условия / базиса;</w:t>
       </w:r>
     </w:p>
     <w:p>
@@ -64,7 +112,19 @@
         <w:rPr>
           <w:lang w:val="ru-RU"/>
         </w:rPr>
-        <w:t xml:space="preserve">#48 Возможность коррекции заблуждений открывает неустранимое различие между двумя типами способностей – телесной, imaginere, и ментальной, intellectio (пример с воском), а невозможность контроля над частью наших "идей" – различие между протяжёнными (не-контролируемыми) и ментальными (контролируемыми) явлениями; </w:t>
+        <w:t>#48</w:t>
+      </w:r>
+      <w:r>
+        <w:rPr>
+          <w:lang w:val="ru-RU"/>
+        </w:rPr>
+        <w:t>.</w:t>
+      </w:r>
+      <w:r>
+        <w:rPr>
+          <w:lang w:val="ru-RU"/>
+        </w:rPr>
+        <w:t xml:space="preserve"> Возможность коррекции заблуждений открывает неустранимое различие между двумя типами способностей – телесной, imaginere, и ментальной, intellectio (пример с воском), а невозможность контроля над частью наших "идей" – различие между протяжёнными (не-контролируемыми) и ментальными (контролируемыми) явлениями; </w:t>
       </w:r>
     </w:p>
     <w:p>
@@ -77,7 +137,19 @@
         <w:rPr>
           <w:lang w:val="ru-RU"/>
         </w:rPr>
-        <w:t>#49 Разделение на мыслящую и протяжённую субстанции как информация об устройстве реальности – реальность сама по себе раздвоена / расщеплена (дуализм).</w:t>
+        <w:t>#49</w:t>
+      </w:r>
+      <w:r>
+        <w:rPr>
+          <w:lang w:val="ru-RU"/>
+        </w:rPr>
+        <w:t>.</w:t>
+      </w:r>
+      <w:r>
+        <w:rPr>
+          <w:lang w:val="ru-RU"/>
+        </w:rPr>
+        <w:t xml:space="preserve"> Разделение на мыслящую и протяжённую субстанции как информация об устройстве реальности – реальность сама по себе раздвоена / расщеплена (дуализм).</w:t>
       </w:r>
     </w:p>
     <w:p>
